--- a/docs/IncidentIQ_Reflective_Report.docx
+++ b/docs/IncidentIQ_Reflective_Report.docx
@@ -255,16 +255,7 @@
             <w:sz w:val="24"/>
             <w:szCs w:val="24"/>
           </w:rPr>
-          <w:t>https://github.com/yuvalavisidris/incidentiq</w:t>
-        </w:r>
-        <w:r>
-          <w:rPr>
-            <w:rStyle w:val="Hyperlink"/>
-            <w:rFonts w:asciiTheme="minorBidi" w:hAnsiTheme="minorBidi" w:cstheme="minorBidi"/>
-            <w:sz w:val="24"/>
-            <w:szCs w:val="24"/>
-          </w:rPr>
-          <w:t xml:space="preserve"> </w:t>
+          <w:t xml:space="preserve">https://github.com/yuvalavisidris/incidentiq </w:t>
         </w:r>
       </w:hyperlink>
     </w:p>
@@ -273,9 +264,13 @@
         <w:spacing w:line="360" w:lineRule="auto"/>
         <w:jc w:val="right"/>
         <w:rPr>
-          <w:rFonts w:asciiTheme="minorBidi" w:hAnsiTheme="minorBidi" w:cstheme="minorBidi"/>
-          <w:sz w:val="24"/>
-          <w:szCs w:val="24"/>
+          <w:rStyle w:val="Hyperlink"/>
+          <w:rFonts w:asciiTheme="minorBidi" w:hAnsiTheme="minorBidi" w:cstheme="minorBidi" w:hint="cs"/>
+          <w:color w:val="1C2530"/>
+          <w:sz w:val="24"/>
+          <w:szCs w:val="24"/>
+          <w:u w:val="none"/>
+          <w:rtl/>
         </w:rPr>
       </w:pPr>
       <w:r>
@@ -286,37 +281,31 @@
           <w:sz w:val="24"/>
           <w:szCs w:val="24"/>
         </w:rPr>
-        <w:t xml:space="preserve">Demo video: </w:t>
-      </w:r>
-      <w:r>
-        <w:rPr>
-          <w:rFonts w:asciiTheme="minorBidi" w:hAnsiTheme="minorBidi" w:cstheme="minorBidi"/>
-          <w:color w:val="5D6673"/>
-          <w:sz w:val="24"/>
-          <w:szCs w:val="24"/>
-        </w:rPr>
-        <w:t>&lt;paste your unlisted YouTube / Drive link here&gt;</w:t>
-      </w:r>
-    </w:p>
-    <w:p>
-      <w:pPr>
-        <w:spacing w:line="360" w:lineRule="auto"/>
-        <w:jc w:val="both"/>
-        <w:rPr>
-          <w:rFonts w:asciiTheme="minorBidi" w:hAnsiTheme="minorBidi" w:cstheme="minorBidi"/>
-          <w:sz w:val="24"/>
-          <w:szCs w:val="24"/>
-        </w:rPr>
-      </w:pPr>
+        <w:t>Demo video:</w:t>
+      </w:r>
+      <w:r>
+        <w:t xml:space="preserve"> </w:t>
+      </w:r>
+      <w:hyperlink r:id="rId6" w:history="1">
+        <w:r>
+          <w:rPr>
+            <w:rStyle w:val="Hyperlink"/>
+            <w:sz w:val="24"/>
+            <w:szCs w:val="24"/>
+          </w:rPr>
+          <w:t>Click here to view</w:t>
+        </w:r>
+      </w:hyperlink>
     </w:p>
     <w:p>
       <w:pPr>
         <w:spacing w:after="120" w:line="360" w:lineRule="auto"/>
         <w:jc w:val="both"/>
         <w:rPr>
-          <w:rFonts w:asciiTheme="minorBidi" w:hAnsiTheme="minorBidi" w:cstheme="minorBidi"/>
-          <w:sz w:val="24"/>
-          <w:szCs w:val="24"/>
+          <w:rFonts w:asciiTheme="minorBidi" w:hAnsiTheme="minorBidi" w:cstheme="minorBidi" w:hint="cs"/>
+          <w:sz w:val="24"/>
+          <w:szCs w:val="24"/>
+          <w:rtl/>
         </w:rPr>
       </w:pPr>
       <w:r>
@@ -1781,6 +1770,7 @@
               <w:sz w:val="24"/>
               <w:szCs w:val="24"/>
             </w:rPr>
+            <w:lastRenderedPageBreak/>
             <w:fldChar w:fldCharType="end"/>
           </w:r>
         </w:p>
@@ -2127,7 +2117,25 @@
           <w:sz w:val="24"/>
           <w:szCs w:val="24"/>
         </w:rPr>
-        <w:t xml:space="preserve">Rather than one large prompt, the analysis is a pipeline of six small, focused prompts, each grounded in the same input block and each returning a compact JSON object the UI </w:t>
+        <w:t xml:space="preserve">Rather than one large prompt, the analysis is a pipeline of six small, focused prompts, each grounded in the same input block and each returning a compact JSON object the UI renders. Staging keeps every </w:t>
+      </w:r>
+      <w:proofErr w:type="gramStart"/>
+      <w:r>
+        <w:rPr>
+          <w:rFonts w:asciiTheme="minorBidi" w:hAnsiTheme="minorBidi" w:cstheme="minorBidi"/>
+          <w:sz w:val="24"/>
+          <w:szCs w:val="24"/>
+        </w:rPr>
+        <w:t>model</w:t>
+      </w:r>
+      <w:proofErr w:type="gramEnd"/>
+      <w:r>
+        <w:rPr>
+          <w:rFonts w:asciiTheme="minorBidi" w:hAnsiTheme="minorBidi" w:cstheme="minorBidi"/>
+          <w:sz w:val="24"/>
+          <w:szCs w:val="24"/>
+        </w:rPr>
+        <w:t xml:space="preserve"> response small and reliable, and it mirrors how a </w:t>
       </w:r>
       <w:r>
         <w:rPr>
@@ -2136,25 +2144,7 @@
           <w:szCs w:val="24"/>
         </w:rPr>
         <w:lastRenderedPageBreak/>
-        <w:t xml:space="preserve">renders. Staging keeps every </w:t>
-      </w:r>
-      <w:proofErr w:type="gramStart"/>
-      <w:r>
-        <w:rPr>
-          <w:rFonts w:asciiTheme="minorBidi" w:hAnsiTheme="minorBidi" w:cstheme="minorBidi"/>
-          <w:sz w:val="24"/>
-          <w:szCs w:val="24"/>
-        </w:rPr>
-        <w:t>model</w:t>
-      </w:r>
-      <w:proofErr w:type="gramEnd"/>
-      <w:r>
-        <w:rPr>
-          <w:rFonts w:asciiTheme="minorBidi" w:hAnsiTheme="minorBidi" w:cstheme="minorBidi"/>
-          <w:sz w:val="24"/>
-          <w:szCs w:val="24"/>
-        </w:rPr>
-        <w:t xml:space="preserve"> response small and reliable, and it mirrors how a careful investigator </w:t>
+        <w:t xml:space="preserve">careful investigator </w:t>
       </w:r>
       <w:proofErr w:type="gramStart"/>
       <w:r>
@@ -3735,15 +3725,7 @@
           <w:sz w:val="24"/>
           <w:szCs w:val="24"/>
         </w:rPr>
-        <w:t>AI was used as part of the project workflow: to support prompt design, implementation decisions, experiment runs, and wording review. The observations below are based on logged runs stored in evidence/ and were checked manually against those files. Each prompt begins with a shared guard clause and asks for compact JSON:</w:t>
-      </w:r>
-      <w:r>
-        <w:rPr>
-          <w:rFonts w:asciiTheme="minorBidi" w:hAnsiTheme="minorBidi" w:cstheme="minorBidi"/>
-          <w:sz w:val="24"/>
-          <w:szCs w:val="24"/>
-        </w:rPr>
-        <w:t xml:space="preserve"> </w:t>
+        <w:t xml:space="preserve">AI was used as part of the project workflow: to support prompt design, implementation decisions, experiment runs, and wording review. The observations below are based on logged runs stored in evidence/ and were checked manually against those files. Each prompt begins with a shared guard clause and asks for compact JSON: </w:t>
       </w:r>
     </w:p>
     <w:p>
@@ -4005,7 +3987,7 @@
             <w:pPr>
               <w:jc w:val="right"/>
               <w:rPr>
-                <w:rFonts w:asciiTheme="minorBidi" w:hAnsiTheme="minorBidi" w:cstheme="minorBidi" w:hint="cs"/>
+                <w:rFonts w:asciiTheme="minorBidi" w:hAnsiTheme="minorBidi" w:cstheme="minorBidi"/>
                 <w:sz w:val="24"/>
                 <w:szCs w:val="24"/>
                 <w:rtl/>
@@ -6713,6 +6695,7 @@
           <w:sz w:val="24"/>
           <w:szCs w:val="24"/>
         </w:rPr>
+        <w:lastRenderedPageBreak/>
         <w:t>9. Ethical and professional risks</w:t>
       </w:r>
       <w:bookmarkEnd w:id="12"/>
@@ -7555,7 +7538,7 @@
         <w:spacing w:after="120" w:line="360" w:lineRule="auto"/>
         <w:jc w:val="right"/>
         <w:rPr>
-          <w:rFonts w:asciiTheme="minorBidi" w:hAnsiTheme="minorBidi" w:cstheme="minorBidi" w:hint="cs"/>
+          <w:rFonts w:asciiTheme="minorBidi" w:hAnsiTheme="minorBidi" w:cstheme="minorBidi"/>
           <w:sz w:val="24"/>
           <w:szCs w:val="24"/>
           <w:rtl/>
@@ -8654,6 +8637,18 @@
       <w:shd w:val="clear" w:color="auto" w:fill="E1DFDD"/>
     </w:rPr>
   </w:style>
+  <w:style w:type="character" w:styleId="FollowedHyperlink">
+    <w:name w:val="FollowedHyperlink"/>
+    <w:basedOn w:val="a0"/>
+    <w:uiPriority w:val="99"/>
+    <w:semiHidden/>
+    <w:unhideWhenUsed/>
+    <w:rsid w:val="00FE308C"/>
+    <w:rPr>
+      <w:color w:val="96607D" w:themeColor="followedHyperlink"/>
+      <w:u w:val="single"/>
+    </w:rPr>
+  </w:style>
 </w:styles>
 </file>
 
